--- a/Análisis del Caso  ShopNow Migración.docx
+++ b/Análisis del Caso  ShopNow Migración.docx
@@ -20,16 +20,6 @@
       </w:r>
     </w:p>
     <w:p>
-      <w:pPr>
-        <w:pBdr>
-          <w:top w:val="nil" w:sz="0" w:space="0" w:color="000000" tmln="20, 20, 20, 0, 0"/>
-          <w:left w:val="nil" w:sz="0" w:space="0" w:color="000000" tmln="20, 20, 20, 0, 0"/>
-          <w:bottom w:val="nil" w:sz="0" w:space="0" w:color="000000" tmln="20, 20, 20, 0, 0"/>
-          <w:right w:val="nil" w:sz="0" w:space="0" w:color="000000" tmln="20, 20, 20, 0, 0"/>
-          <w:between w:val="nil" w:sz="0" w:space="0" w:color="000000" tmln="20, 20, 20, 0, 0"/>
-        </w:pBdr>
-        <w:shd w:val="none"/>
-      </w:pPr>
       <w:r/>
     </w:p>
     <w:p>
@@ -41,16 +31,6 @@
       </w:r>
     </w:p>
     <w:p>
-      <w:pPr>
-        <w:pBdr>
-          <w:top w:val="nil" w:sz="0" w:space="0" w:color="000000" tmln="20, 20, 20, 0, 0"/>
-          <w:left w:val="nil" w:sz="0" w:space="0" w:color="000000" tmln="20, 20, 20, 0, 0"/>
-          <w:bottom w:val="nil" w:sz="0" w:space="0" w:color="000000" tmln="20, 20, 20, 0, 0"/>
-          <w:right w:val="nil" w:sz="0" w:space="0" w:color="000000" tmln="20, 20, 20, 0, 0"/>
-          <w:between w:val="nil" w:sz="0" w:space="0" w:color="000000" tmln="20, 20, 20, 0, 0"/>
-        </w:pBdr>
-        <w:shd w:val="none"/>
-      </w:pPr>
       <w:r>
         <w:rPr>
           <w:b/>
@@ -65,17 +45,9 @@
       <w:pPr>
         <w:numPr>
           <w:ilvl w:val="0"/>
-          <w:numId w:val="2"/>
+          <w:numId w:val="3"/>
         </w:numPr>
         <w:ind w:left="1068" w:hanging="360"/>
-        <w:pBdr>
-          <w:top w:val="nil" w:sz="0" w:space="0" w:color="000000" tmln="20, 20, 20, 0, 0"/>
-          <w:left w:val="nil" w:sz="0" w:space="0" w:color="000000" tmln="20, 20, 20, 0, 0"/>
-          <w:bottom w:val="nil" w:sz="0" w:space="0" w:color="000000" tmln="20, 20, 20, 0, 0"/>
-          <w:right w:val="nil" w:sz="0" w:space="0" w:color="000000" tmln="20, 20, 20, 0, 0"/>
-          <w:between w:val="nil" w:sz="0" w:space="0" w:color="000000" tmln="20, 20, 20, 0, 0"/>
-        </w:pBdr>
-        <w:shd w:val="none"/>
       </w:pPr>
       <w:r>
         <w:t>Alta disponibilidad.</w:t>
@@ -85,17 +57,9 @@
       <w:pPr>
         <w:numPr>
           <w:ilvl w:val="0"/>
-          <w:numId w:val="2"/>
+          <w:numId w:val="3"/>
         </w:numPr>
         <w:ind w:left="1068" w:hanging="360"/>
-        <w:pBdr>
-          <w:top w:val="nil" w:sz="0" w:space="0" w:color="000000" tmln="20, 20, 20, 0, 0"/>
-          <w:left w:val="nil" w:sz="0" w:space="0" w:color="000000" tmln="20, 20, 20, 0, 0"/>
-          <w:bottom w:val="nil" w:sz="0" w:space="0" w:color="000000" tmln="20, 20, 20, 0, 0"/>
-          <w:right w:val="nil" w:sz="0" w:space="0" w:color="000000" tmln="20, 20, 20, 0, 0"/>
-          <w:between w:val="nil" w:sz="0" w:space="0" w:color="000000" tmln="20, 20, 20, 0, 0"/>
-        </w:pBdr>
-        <w:shd w:val="none"/>
       </w:pPr>
       <w:r>
         <w:t>Escalabilidad.</w:t>
@@ -105,17 +69,9 @@
       <w:pPr>
         <w:numPr>
           <w:ilvl w:val="0"/>
-          <w:numId w:val="2"/>
+          <w:numId w:val="3"/>
         </w:numPr>
         <w:ind w:left="1068" w:hanging="360"/>
-        <w:pBdr>
-          <w:top w:val="nil" w:sz="0" w:space="0" w:color="000000" tmln="20, 20, 20, 0, 0"/>
-          <w:left w:val="nil" w:sz="0" w:space="0" w:color="000000" tmln="20, 20, 20, 0, 0"/>
-          <w:bottom w:val="nil" w:sz="0" w:space="0" w:color="000000" tmln="20, 20, 20, 0, 0"/>
-          <w:right w:val="nil" w:sz="0" w:space="0" w:color="000000" tmln="20, 20, 20, 0, 0"/>
-          <w:between w:val="nil" w:sz="0" w:space="0" w:color="000000" tmln="20, 20, 20, 0, 0"/>
-        </w:pBdr>
-        <w:shd w:val="none"/>
       </w:pPr>
       <w:r>
         <w:t>Respaldo automático.</w:t>
@@ -125,33 +81,15 @@
       <w:pPr>
         <w:numPr>
           <w:ilvl w:val="0"/>
-          <w:numId w:val="2"/>
+          <w:numId w:val="3"/>
         </w:numPr>
         <w:ind w:left="1068" w:hanging="360"/>
-        <w:pBdr>
-          <w:top w:val="nil" w:sz="0" w:space="0" w:color="000000" tmln="20, 20, 20, 0, 0"/>
-          <w:left w:val="nil" w:sz="0" w:space="0" w:color="000000" tmln="20, 20, 20, 0, 0"/>
-          <w:bottom w:val="nil" w:sz="0" w:space="0" w:color="000000" tmln="20, 20, 20, 0, 0"/>
-          <w:right w:val="nil" w:sz="0" w:space="0" w:color="000000" tmln="20, 20, 20, 0, 0"/>
-          <w:between w:val="nil" w:sz="0" w:space="0" w:color="000000" tmln="20, 20, 20, 0, 0"/>
-        </w:pBdr>
-        <w:shd w:val="none"/>
       </w:pPr>
       <w:r>
         <w:t>Costos optimizados (uso de capa gratuita AWS).</w:t>
       </w:r>
     </w:p>
     <w:p>
-      <w:pPr>
-        <w:pBdr>
-          <w:top w:val="nil" w:sz="0" w:space="0" w:color="000000" tmln="20, 20, 20, 0, 0"/>
-          <w:left w:val="nil" w:sz="0" w:space="0" w:color="000000" tmln="20, 20, 20, 0, 0"/>
-          <w:bottom w:val="nil" w:sz="0" w:space="0" w:color="000000" tmln="20, 20, 20, 0, 0"/>
-          <w:right w:val="nil" w:sz="0" w:space="0" w:color="000000" tmln="20, 20, 20, 0, 0"/>
-          <w:between w:val="nil" w:sz="0" w:space="0" w:color="000000" tmln="20, 20, 20, 0, 0"/>
-        </w:pBdr>
-        <w:shd w:val="none"/>
-      </w:pPr>
       <w:r/>
     </w:p>
     <w:p>
@@ -163,16 +101,6 @@
       </w:r>
     </w:p>
     <w:p>
-      <w:pPr>
-        <w:pBdr>
-          <w:top w:val="nil" w:sz="0" w:space="0" w:color="000000" tmln="20, 20, 20, 0, 0"/>
-          <w:left w:val="nil" w:sz="0" w:space="0" w:color="000000" tmln="20, 20, 20, 0, 0"/>
-          <w:bottom w:val="nil" w:sz="0" w:space="0" w:color="000000" tmln="20, 20, 20, 0, 0"/>
-          <w:right w:val="nil" w:sz="0" w:space="0" w:color="000000" tmln="20, 20, 20, 0, 0"/>
-          <w:between w:val="nil" w:sz="0" w:space="0" w:color="000000" tmln="20, 20, 20, 0, 0"/>
-        </w:pBdr>
-        <w:shd w:val="none"/>
-      </w:pPr>
       <w:r>
         <w:rPr>
           <w:b/>
@@ -184,16 +112,6 @@
       </w:r>
     </w:p>
     <w:p>
-      <w:pPr>
-        <w:pBdr>
-          <w:top w:val="nil" w:sz="0" w:space="0" w:color="000000" tmln="20, 20, 20, 0, 0"/>
-          <w:left w:val="nil" w:sz="0" w:space="0" w:color="000000" tmln="20, 20, 20, 0, 0"/>
-          <w:bottom w:val="nil" w:sz="0" w:space="0" w:color="000000" tmln="20, 20, 20, 0, 0"/>
-          <w:right w:val="nil" w:sz="0" w:space="0" w:color="000000" tmln="20, 20, 20, 0, 0"/>
-          <w:between w:val="nil" w:sz="0" w:space="0" w:color="000000" tmln="20, 20, 20, 0, 0"/>
-        </w:pBdr>
-        <w:shd w:val="none"/>
-      </w:pPr>
       <w:r/>
     </w:p>
     <w:p>
@@ -205,16 +123,6 @@
       </w:r>
     </w:p>
     <w:p>
-      <w:pPr>
-        <w:pBdr>
-          <w:top w:val="nil" w:sz="0" w:space="0" w:color="000000" tmln="20, 20, 20, 0, 0"/>
-          <w:left w:val="nil" w:sz="0" w:space="0" w:color="000000" tmln="20, 20, 20, 0, 0"/>
-          <w:bottom w:val="nil" w:sz="0" w:space="0" w:color="000000" tmln="20, 20, 20, 0, 0"/>
-          <w:right w:val="nil" w:sz="0" w:space="0" w:color="000000" tmln="20, 20, 20, 0, 0"/>
-          <w:between w:val="nil" w:sz="0" w:space="0" w:color="000000" tmln="20, 20, 20, 0, 0"/>
-        </w:pBdr>
-        <w:shd w:val="none"/>
-      </w:pPr>
       <w:r/>
     </w:p>
     <w:p>
@@ -229,7 +137,7 @@
       <w:pPr>
         <w:numPr>
           <w:ilvl w:val="0"/>
-          <w:numId w:val="2"/>
+          <w:numId w:val="3"/>
         </w:numPr>
         <w:ind w:left="1068" w:hanging="360"/>
       </w:pPr>
@@ -247,7 +155,7 @@
       <w:pPr>
         <w:numPr>
           <w:ilvl w:val="0"/>
-          <w:numId w:val="2"/>
+          <w:numId w:val="3"/>
         </w:numPr>
         <w:ind w:left="1776" w:hanging="360"/>
       </w:pPr>
@@ -257,12 +165,13 @@
         </w:rPr>
         <w:t>Justificación:</w:t>
       </w:r>
-    </w:p>
-    <w:p>
-      <w:pPr>
-        <w:numPr>
-          <w:ilvl w:val="0"/>
-          <w:numId w:val="2"/>
+      <w:r/>
+    </w:p>
+    <w:p>
+      <w:pPr>
+        <w:numPr>
+          <w:ilvl w:val="0"/>
+          <w:numId w:val="3"/>
         </w:numPr>
         <w:ind w:left="2484" w:hanging="360"/>
       </w:pPr>
@@ -274,7 +183,7 @@
       <w:pPr>
         <w:numPr>
           <w:ilvl w:val="0"/>
-          <w:numId w:val="2"/>
+          <w:numId w:val="3"/>
         </w:numPr>
         <w:ind w:left="2484" w:hanging="360"/>
       </w:pPr>
@@ -286,7 +195,7 @@
       <w:pPr>
         <w:numPr>
           <w:ilvl w:val="0"/>
-          <w:numId w:val="2"/>
+          <w:numId w:val="3"/>
         </w:numPr>
         <w:ind w:left="2484" w:hanging="360"/>
       </w:pPr>
@@ -298,7 +207,7 @@
       <w:pPr>
         <w:numPr>
           <w:ilvl w:val="0"/>
-          <w:numId w:val="2"/>
+          <w:numId w:val="3"/>
         </w:numPr>
         <w:ind w:left="2484" w:hanging="360"/>
       </w:pPr>
@@ -310,7 +219,7 @@
       <w:pPr>
         <w:numPr>
           <w:ilvl w:val="0"/>
-          <w:numId w:val="2"/>
+          <w:numId w:val="3"/>
         </w:numPr>
         <w:ind w:left="1776" w:hanging="360"/>
       </w:pPr>
@@ -320,12 +229,13 @@
         </w:rPr>
         <w:t>Parámetros configurados:</w:t>
       </w:r>
-    </w:p>
-    <w:p>
-      <w:pPr>
-        <w:numPr>
-          <w:ilvl w:val="0"/>
-          <w:numId w:val="2"/>
+      <w:r/>
+    </w:p>
+    <w:p>
+      <w:pPr>
+        <w:numPr>
+          <w:ilvl w:val="0"/>
+          <w:numId w:val="3"/>
         </w:numPr>
         <w:ind w:left="2484" w:hanging="360"/>
       </w:pPr>
@@ -337,7 +247,7 @@
       <w:pPr>
         <w:numPr>
           <w:ilvl w:val="0"/>
-          <w:numId w:val="2"/>
+          <w:numId w:val="3"/>
         </w:numPr>
         <w:ind w:left="2484" w:hanging="360"/>
       </w:pPr>
@@ -349,7 +259,7 @@
       <w:pPr>
         <w:numPr>
           <w:ilvl w:val="0"/>
-          <w:numId w:val="2"/>
+          <w:numId w:val="3"/>
         </w:numPr>
         <w:ind w:left="2484" w:hanging="360"/>
       </w:pPr>
@@ -361,7 +271,7 @@
       <w:pPr>
         <w:numPr>
           <w:ilvl w:val="0"/>
-          <w:numId w:val="2"/>
+          <w:numId w:val="3"/>
         </w:numPr>
         <w:ind w:left="2484" w:hanging="360"/>
       </w:pPr>
@@ -384,7 +294,7 @@
       <w:pPr>
         <w:numPr>
           <w:ilvl w:val="0"/>
-          <w:numId w:val="2"/>
+          <w:numId w:val="3"/>
         </w:numPr>
         <w:ind w:left="1068" w:hanging="360"/>
       </w:pPr>
@@ -402,7 +312,7 @@
       <w:pPr>
         <w:numPr>
           <w:ilvl w:val="0"/>
-          <w:numId w:val="2"/>
+          <w:numId w:val="3"/>
         </w:numPr>
         <w:ind w:left="1068" w:hanging="360"/>
       </w:pPr>
@@ -412,12 +322,13 @@
         </w:rPr>
         <w:t>Cifrado:</w:t>
       </w:r>
-    </w:p>
-    <w:p>
-      <w:pPr>
-        <w:numPr>
-          <w:ilvl w:val="0"/>
-          <w:numId w:val="2"/>
+      <w:r/>
+    </w:p>
+    <w:p>
+      <w:pPr>
+        <w:numPr>
+          <w:ilvl w:val="0"/>
+          <w:numId w:val="3"/>
         </w:numPr>
         <w:ind w:left="1776" w:hanging="360"/>
       </w:pPr>
@@ -429,7 +340,7 @@
       <w:pPr>
         <w:numPr>
           <w:ilvl w:val="0"/>
-          <w:numId w:val="2"/>
+          <w:numId w:val="3"/>
         </w:numPr>
         <w:ind w:left="1776" w:hanging="360"/>
       </w:pPr>
@@ -441,7 +352,7 @@
       <w:pPr>
         <w:numPr>
           <w:ilvl w:val="0"/>
-          <w:numId w:val="2"/>
+          <w:numId w:val="3"/>
         </w:numPr>
         <w:ind w:left="1068" w:hanging="360"/>
       </w:pPr>
@@ -490,7 +401,7 @@
           <w:noProof/>
         </w:rPr>
         <w:drawing>
-          <wp:anchor distT="89535" distB="89535" distL="89535" distR="89535" simplePos="0" relativeHeight="251658241" behindDoc="0" locked="0" layoutInCell="0" hidden="0" allowOverlap="1">
+          <wp:anchor distT="89535" distB="89535" distL="89535" distR="89535" simplePos="0" relativeHeight="251658257" behindDoc="0" locked="0" layoutInCell="0" hidden="0" allowOverlap="1">
             <wp:simplePos x="0" y="0"/>
             <wp:positionH relativeFrom="page">
               <wp:posOffset>983615</wp:posOffset>
@@ -501,7 +412,7 @@
             <wp:extent cx="3468370" cy="2055495"/>
             <wp:effectExtent l="0" t="0" r="0" b="0"/>
             <wp:wrapSquare wrapText="bothSides"/>
-            <wp:docPr id="1" name="Imagen1"/>
+            <wp:docPr id="17" name="Imagen1"/>
             <wp:cNvGraphicFramePr>
               <a:graphicFrameLocks xmlns:a="http://schemas.openxmlformats.org/drawingml/2006/main" noChangeAspect="1"/>
             </wp:cNvGraphicFramePr>
@@ -509,12 +420,12 @@
               <a:graphicData uri="http://schemas.openxmlformats.org/drawingml/2006/picture">
                 <pic:pic xmlns:pic="http://schemas.openxmlformats.org/drawingml/2006/picture">
                   <pic:nvPicPr>
-                    <pic:cNvPr id="1" name="Imagen1"/>
+                    <pic:cNvPr id="17" name="Imagen1"/>
                     <pic:cNvPicPr>
                       <a:picLocks noChangeAspect="1"/>
                       <a:extLst>
                         <a:ext uri="sm">
-                          <sm:smNativeData xmlns:sm="sm" val="SMDATA_16_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"/>
+                          <sm:smNativeData xmlns:sm="sm" val="SMDATA_16_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"/>
                         </a:ext>
                       </a:extLst>
                     </pic:cNvPicPr>
@@ -691,31 +602,11 @@
       <w:r/>
     </w:p>
     <w:p>
-      <w:pPr>
-        <w:pBdr>
-          <w:top w:val="nil" w:sz="0" w:space="0" w:color="000000" tmln="20, 20, 20, 0, 0"/>
-          <w:left w:val="nil" w:sz="0" w:space="0" w:color="000000" tmln="20, 20, 20, 0, 0"/>
-          <w:bottom w:val="nil" w:sz="0" w:space="0" w:color="000000" tmln="20, 20, 20, 0, 0"/>
-          <w:right w:val="nil" w:sz="0" w:space="0" w:color="000000" tmln="20, 20, 20, 0, 0"/>
-          <w:between w:val="nil" w:sz="0" w:space="0" w:color="000000" tmln="20, 20, 20, 0, 0"/>
-        </w:pBdr>
-        <w:shd w:val="none"/>
-      </w:pPr>
       <w:r>
         <w:t>Se garantiza la integridad referencial entre pedidos y usuarios.</w:t>
       </w:r>
     </w:p>
     <w:p>
-      <w:pPr>
-        <w:pBdr>
-          <w:top w:val="nil" w:sz="0" w:space="0" w:color="000000" tmln="20, 20, 20, 0, 0"/>
-          <w:left w:val="nil" w:sz="0" w:space="0" w:color="000000" tmln="20, 20, 20, 0, 0"/>
-          <w:bottom w:val="nil" w:sz="0" w:space="0" w:color="000000" tmln="20, 20, 20, 0, 0"/>
-          <w:right w:val="nil" w:sz="0" w:space="0" w:color="000000" tmln="20, 20, 20, 0, 0"/>
-          <w:between w:val="nil" w:sz="0" w:space="0" w:color="000000" tmln="20, 20, 20, 0, 0"/>
-        </w:pBdr>
-        <w:shd w:val="none"/>
-      </w:pPr>
       <w:r/>
     </w:p>
     <w:p>
@@ -730,7 +621,7 @@
       <w:pPr>
         <w:numPr>
           <w:ilvl w:val="0"/>
-          <w:numId w:val="2"/>
+          <w:numId w:val="3"/>
         </w:numPr>
         <w:ind w:left="1068" w:hanging="360"/>
       </w:pPr>
@@ -748,7 +639,7 @@
       <w:pPr>
         <w:numPr>
           <w:ilvl w:val="0"/>
-          <w:numId w:val="2"/>
+          <w:numId w:val="3"/>
         </w:numPr>
         <w:ind w:left="1068" w:hanging="360"/>
       </w:pPr>
@@ -766,7 +657,7 @@
       <w:pPr>
         <w:numPr>
           <w:ilvl w:val="0"/>
-          <w:numId w:val="2"/>
+          <w:numId w:val="3"/>
         </w:numPr>
         <w:ind w:left="1068" w:hanging="360"/>
       </w:pPr>
@@ -795,7 +686,7 @@
       <w:pPr>
         <w:numPr>
           <w:ilvl w:val="0"/>
-          <w:numId w:val="2"/>
+          <w:numId w:val="3"/>
         </w:numPr>
         <w:ind w:left="1068" w:hanging="360"/>
       </w:pPr>
@@ -805,12 +696,13 @@
         </w:rPr>
         <w:t>Métricas monitoreadas en CloudWatch:</w:t>
       </w:r>
-    </w:p>
-    <w:p>
-      <w:pPr>
-        <w:numPr>
-          <w:ilvl w:val="0"/>
-          <w:numId w:val="2"/>
+      <w:r/>
+    </w:p>
+    <w:p>
+      <w:pPr>
+        <w:numPr>
+          <w:ilvl w:val="0"/>
+          <w:numId w:val="3"/>
         </w:numPr>
         <w:ind w:left="1776" w:hanging="360"/>
       </w:pPr>
@@ -822,7 +714,7 @@
       <w:pPr>
         <w:numPr>
           <w:ilvl w:val="0"/>
-          <w:numId w:val="2"/>
+          <w:numId w:val="3"/>
         </w:numPr>
         <w:ind w:left="1776" w:hanging="360"/>
       </w:pPr>
@@ -834,7 +726,7 @@
       <w:pPr>
         <w:numPr>
           <w:ilvl w:val="0"/>
-          <w:numId w:val="2"/>
+          <w:numId w:val="3"/>
         </w:numPr>
         <w:ind w:left="1776" w:hanging="360"/>
       </w:pPr>
@@ -846,7 +738,7 @@
       <w:pPr>
         <w:numPr>
           <w:ilvl w:val="0"/>
-          <w:numId w:val="2"/>
+          <w:numId w:val="3"/>
         </w:numPr>
         <w:ind w:left="1776" w:hanging="360"/>
       </w:pPr>
@@ -858,7 +750,7 @@
       <w:pPr>
         <w:numPr>
           <w:ilvl w:val="0"/>
-          <w:numId w:val="2"/>
+          <w:numId w:val="3"/>
         </w:numPr>
         <w:ind w:left="1776" w:hanging="360"/>
       </w:pPr>
@@ -886,7 +778,7 @@
       <w:pPr>
         <w:numPr>
           <w:ilvl w:val="0"/>
-          <w:numId w:val="2"/>
+          <w:numId w:val="3"/>
         </w:numPr>
         <w:ind w:left="1068" w:hanging="360"/>
       </w:pPr>
@@ -904,7 +796,7 @@
       <w:pPr>
         <w:numPr>
           <w:ilvl w:val="0"/>
-          <w:numId w:val="2"/>
+          <w:numId w:val="3"/>
         </w:numPr>
         <w:ind w:left="1068" w:hanging="360"/>
       </w:pPr>
@@ -942,7 +834,7 @@
       <w:pPr>
         <w:numPr>
           <w:ilvl w:val="0"/>
-          <w:numId w:val="2"/>
+          <w:numId w:val="3"/>
         </w:numPr>
         <w:ind w:left="360" w:hanging="360"/>
       </w:pPr>
@@ -952,12 +844,13 @@
         </w:rPr>
         <w:t>Ventajas observadas:</w:t>
       </w:r>
-    </w:p>
-    <w:p>
-      <w:pPr>
-        <w:numPr>
-          <w:ilvl w:val="0"/>
-          <w:numId w:val="2"/>
+      <w:r/>
+    </w:p>
+    <w:p>
+      <w:pPr>
+        <w:numPr>
+          <w:ilvl w:val="0"/>
+          <w:numId w:val="3"/>
         </w:numPr>
         <w:ind w:left="1068" w:hanging="360"/>
       </w:pPr>
@@ -969,7 +862,7 @@
       <w:pPr>
         <w:numPr>
           <w:ilvl w:val="0"/>
-          <w:numId w:val="2"/>
+          <w:numId w:val="3"/>
         </w:numPr>
         <w:ind w:left="1068" w:hanging="360"/>
       </w:pPr>
@@ -981,7 +874,7 @@
       <w:pPr>
         <w:numPr>
           <w:ilvl w:val="0"/>
-          <w:numId w:val="2"/>
+          <w:numId w:val="3"/>
         </w:numPr>
         <w:ind w:left="1068" w:hanging="360"/>
       </w:pPr>
@@ -996,7 +889,7 @@
       <w:pPr>
         <w:numPr>
           <w:ilvl w:val="0"/>
-          <w:numId w:val="2"/>
+          <w:numId w:val="3"/>
         </w:numPr>
         <w:ind w:left="360" w:hanging="360"/>
       </w:pPr>
@@ -1006,12 +899,13 @@
         </w:rPr>
         <w:t>Cuidados importantes:</w:t>
       </w:r>
-    </w:p>
-    <w:p>
-      <w:pPr>
-        <w:numPr>
-          <w:ilvl w:val="0"/>
-          <w:numId w:val="2"/>
+      <w:r/>
+    </w:p>
+    <w:p>
+      <w:pPr>
+        <w:numPr>
+          <w:ilvl w:val="0"/>
+          <w:numId w:val="3"/>
         </w:numPr>
         <w:ind w:left="1068" w:hanging="360"/>
       </w:pPr>
@@ -1023,7 +917,7 @@
       <w:pPr>
         <w:numPr>
           <w:ilvl w:val="0"/>
-          <w:numId w:val="2"/>
+          <w:numId w:val="3"/>
         </w:numPr>
         <w:ind w:left="1068" w:hanging="360"/>
       </w:pPr>
@@ -1035,7 +929,7 @@
       <w:pPr>
         <w:numPr>
           <w:ilvl w:val="0"/>
-          <w:numId w:val="2"/>
+          <w:numId w:val="3"/>
         </w:numPr>
         <w:ind w:left="1068" w:hanging="360"/>
       </w:pPr>
@@ -1050,7 +944,7 @@
       <w:pPr>
         <w:numPr>
           <w:ilvl w:val="0"/>
-          <w:numId w:val="2"/>
+          <w:numId w:val="3"/>
         </w:numPr>
         <w:ind w:left="360" w:hanging="360"/>
       </w:pPr>
@@ -1060,12 +954,13 @@
         </w:rPr>
         <w:t>Pasos siguientes:</w:t>
       </w:r>
-    </w:p>
-    <w:p>
-      <w:pPr>
-        <w:numPr>
-          <w:ilvl w:val="0"/>
-          <w:numId w:val="2"/>
+      <w:r/>
+    </w:p>
+    <w:p>
+      <w:pPr>
+        <w:numPr>
+          <w:ilvl w:val="0"/>
+          <w:numId w:val="3"/>
         </w:numPr>
         <w:ind w:left="1068" w:hanging="360"/>
       </w:pPr>
@@ -1077,7 +972,7 @@
       <w:pPr>
         <w:numPr>
           <w:ilvl w:val="0"/>
-          <w:numId w:val="2"/>
+          <w:numId w:val="3"/>
         </w:numPr>
         <w:ind w:left="1068" w:hanging="360"/>
       </w:pPr>
@@ -1089,7 +984,7 @@
       <w:pPr>
         <w:numPr>
           <w:ilvl w:val="0"/>
-          <w:numId w:val="2"/>
+          <w:numId w:val="3"/>
         </w:numPr>
         <w:ind w:left="1068" w:hanging="360"/>
       </w:pPr>
@@ -1112,6 +1007,878 @@
       </w:r>
     </w:p>
     <w:p>
+      <w:r/>
+    </w:p>
+    <w:p>
+      <w:r>
+        <w:rPr>
+          <w:noProof/>
+        </w:rPr>
+        <w:drawing>
+          <wp:inline distT="0" distB="0" distL="0" distR="0">
+            <wp:extent cx="6120765" cy="2646680"/>
+            <wp:effectExtent l="0" t="0" r="0" b="0"/>
+            <wp:docPr id="1" name="Imagen 2"/>
+            <wp:cNvGraphicFramePr>
+              <a:graphicFrameLocks xmlns:a="http://schemas.openxmlformats.org/drawingml/2006/main" noChangeAspect="1"/>
+            </wp:cNvGraphicFramePr>
+            <a:graphic xmlns:a="http://schemas.openxmlformats.org/drawingml/2006/main">
+              <a:graphicData uri="http://schemas.openxmlformats.org/drawingml/2006/picture">
+                <pic:pic xmlns:pic="http://schemas.openxmlformats.org/drawingml/2006/picture">
+                  <pic:nvPicPr>
+                    <pic:cNvPr id="1" name="Imagen 2"/>
+                    <pic:cNvPicPr>
+                      <a:picLocks noChangeAspect="1"/>
+                      <a:extLst>
+                        <a:ext uri="sm">
+                          <sm:smNativeData xmlns:sm="sm" val="SMDATA_16_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"/>
+                        </a:ext>
+                      </a:extLst>
+                    </pic:cNvPicPr>
+                  </pic:nvPicPr>
+                  <pic:blipFill>
+                    <a:blip r:embed="rId9"/>
+                    <a:stretch>
+                      <a:fillRect/>
+                    </a:stretch>
+                  </pic:blipFill>
+                  <pic:spPr>
+                    <a:xfrm>
+                      <a:off x="0" y="0"/>
+                      <a:ext cx="6120765" cy="2646680"/>
+                    </a:xfrm>
+                    <a:prstGeom prst="rect">
+                      <a:avLst/>
+                    </a:prstGeom>
+                    <a:noFill/>
+                    <a:ln w="9525">
+                      <a:noFill/>
+                    </a:ln>
+                  </pic:spPr>
+                </pic:pic>
+              </a:graphicData>
+            </a:graphic>
+          </wp:inline>
+        </w:drawing>
+      </w:r>
+      <w:r/>
+    </w:p>
+    <w:p>
+      <w:r>
+        <w:rPr>
+          <w:noProof/>
+        </w:rPr>
+        <w:drawing>
+          <wp:inline distT="0" distB="0" distL="0" distR="0">
+            <wp:extent cx="6120765" cy="3070225"/>
+            <wp:effectExtent l="0" t="0" r="0" b="0"/>
+            <wp:docPr id="2" name="Imagen 3"/>
+            <wp:cNvGraphicFramePr>
+              <a:graphicFrameLocks xmlns:a="http://schemas.openxmlformats.org/drawingml/2006/main" noChangeAspect="1"/>
+            </wp:cNvGraphicFramePr>
+            <a:graphic xmlns:a="http://schemas.openxmlformats.org/drawingml/2006/main">
+              <a:graphicData uri="http://schemas.openxmlformats.org/drawingml/2006/picture">
+                <pic:pic xmlns:pic="http://schemas.openxmlformats.org/drawingml/2006/picture">
+                  <pic:nvPicPr>
+                    <pic:cNvPr id="2" name="Imagen 3"/>
+                    <pic:cNvPicPr>
+                      <a:picLocks noChangeAspect="1"/>
+                      <a:extLst>
+                        <a:ext uri="sm">
+                          <sm:smNativeData xmlns:sm="sm" val="SMDATA_16_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"/>
+                        </a:ext>
+                      </a:extLst>
+                    </pic:cNvPicPr>
+                  </pic:nvPicPr>
+                  <pic:blipFill>
+                    <a:blip r:embed="rId10"/>
+                    <a:stretch>
+                      <a:fillRect/>
+                    </a:stretch>
+                  </pic:blipFill>
+                  <pic:spPr>
+                    <a:xfrm>
+                      <a:off x="0" y="0"/>
+                      <a:ext cx="6120765" cy="3070225"/>
+                    </a:xfrm>
+                    <a:prstGeom prst="rect">
+                      <a:avLst/>
+                    </a:prstGeom>
+                    <a:noFill/>
+                    <a:ln w="9525">
+                      <a:noFill/>
+                    </a:ln>
+                  </pic:spPr>
+                </pic:pic>
+              </a:graphicData>
+            </a:graphic>
+          </wp:inline>
+        </w:drawing>
+      </w:r>
+      <w:r/>
+    </w:p>
+    <w:p>
+      <w:r>
+        <w:rPr>
+          <w:noProof/>
+        </w:rPr>
+        <w:drawing>
+          <wp:inline distT="0" distB="0" distL="0" distR="0">
+            <wp:extent cx="6120765" cy="2935605"/>
+            <wp:effectExtent l="0" t="0" r="0" b="0"/>
+            <wp:docPr id="3" name="Imagen 4"/>
+            <wp:cNvGraphicFramePr>
+              <a:graphicFrameLocks xmlns:a="http://schemas.openxmlformats.org/drawingml/2006/main" noChangeAspect="1"/>
+            </wp:cNvGraphicFramePr>
+            <a:graphic xmlns:a="http://schemas.openxmlformats.org/drawingml/2006/main">
+              <a:graphicData uri="http://schemas.openxmlformats.org/drawingml/2006/picture">
+                <pic:pic xmlns:pic="http://schemas.openxmlformats.org/drawingml/2006/picture">
+                  <pic:nvPicPr>
+                    <pic:cNvPr id="3" name="Imagen 4"/>
+                    <pic:cNvPicPr>
+                      <a:picLocks noChangeAspect="1"/>
+                      <a:extLst>
+                        <a:ext uri="sm">
+                          <sm:smNativeData xmlns:sm="sm" val="SMDATA_16_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"/>
+                        </a:ext>
+                      </a:extLst>
+                    </pic:cNvPicPr>
+                  </pic:nvPicPr>
+                  <pic:blipFill>
+                    <a:blip r:embed="rId11"/>
+                    <a:stretch>
+                      <a:fillRect/>
+                    </a:stretch>
+                  </pic:blipFill>
+                  <pic:spPr>
+                    <a:xfrm>
+                      <a:off x="0" y="0"/>
+                      <a:ext cx="6120765" cy="2935605"/>
+                    </a:xfrm>
+                    <a:prstGeom prst="rect">
+                      <a:avLst/>
+                    </a:prstGeom>
+                    <a:noFill/>
+                    <a:ln w="9525">
+                      <a:noFill/>
+                    </a:ln>
+                  </pic:spPr>
+                </pic:pic>
+              </a:graphicData>
+            </a:graphic>
+          </wp:inline>
+        </w:drawing>
+      </w:r>
+      <w:r/>
+    </w:p>
+    <w:p>
+      <w:r>
+        <w:rPr>
+          <w:noProof/>
+        </w:rPr>
+        <w:drawing>
+          <wp:inline distT="0" distB="0" distL="0" distR="0">
+            <wp:extent cx="6120765" cy="2769870"/>
+            <wp:effectExtent l="0" t="0" r="0" b="0"/>
+            <wp:docPr id="4" name="Imagen 5"/>
+            <wp:cNvGraphicFramePr>
+              <a:graphicFrameLocks xmlns:a="http://schemas.openxmlformats.org/drawingml/2006/main" noChangeAspect="1"/>
+            </wp:cNvGraphicFramePr>
+            <a:graphic xmlns:a="http://schemas.openxmlformats.org/drawingml/2006/main">
+              <a:graphicData uri="http://schemas.openxmlformats.org/drawingml/2006/picture">
+                <pic:pic xmlns:pic="http://schemas.openxmlformats.org/drawingml/2006/picture">
+                  <pic:nvPicPr>
+                    <pic:cNvPr id="4" name="Imagen 5"/>
+                    <pic:cNvPicPr>
+                      <a:picLocks noChangeAspect="1"/>
+                      <a:extLst>
+                        <a:ext uri="sm">
+                          <sm:smNativeData xmlns:sm="sm" val="SMDATA_16_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"/>
+                        </a:ext>
+                      </a:extLst>
+                    </pic:cNvPicPr>
+                  </pic:nvPicPr>
+                  <pic:blipFill>
+                    <a:blip r:embed="rId12"/>
+                    <a:stretch>
+                      <a:fillRect/>
+                    </a:stretch>
+                  </pic:blipFill>
+                  <pic:spPr>
+                    <a:xfrm>
+                      <a:off x="0" y="0"/>
+                      <a:ext cx="6120765" cy="2769870"/>
+                    </a:xfrm>
+                    <a:prstGeom prst="rect">
+                      <a:avLst/>
+                    </a:prstGeom>
+                    <a:noFill/>
+                    <a:ln w="9525">
+                      <a:noFill/>
+                    </a:ln>
+                  </pic:spPr>
+                </pic:pic>
+              </a:graphicData>
+            </a:graphic>
+          </wp:inline>
+        </w:drawing>
+      </w:r>
+      <w:r/>
+    </w:p>
+    <w:p>
+      <w:r>
+        <w:rPr>
+          <w:noProof/>
+        </w:rPr>
+        <w:drawing>
+          <wp:inline distT="0" distB="0" distL="0" distR="0">
+            <wp:extent cx="6120765" cy="3145155"/>
+            <wp:effectExtent l="0" t="0" r="0" b="0"/>
+            <wp:docPr id="5" name="Imagen 17"/>
+            <wp:cNvGraphicFramePr>
+              <a:graphicFrameLocks xmlns:a="http://schemas.openxmlformats.org/drawingml/2006/main" noChangeAspect="1"/>
+            </wp:cNvGraphicFramePr>
+            <a:graphic xmlns:a="http://schemas.openxmlformats.org/drawingml/2006/main">
+              <a:graphicData uri="http://schemas.openxmlformats.org/drawingml/2006/picture">
+                <pic:pic xmlns:pic="http://schemas.openxmlformats.org/drawingml/2006/picture">
+                  <pic:nvPicPr>
+                    <pic:cNvPr id="5" name="Imagen 17"/>
+                    <pic:cNvPicPr>
+                      <a:picLocks noChangeAspect="1"/>
+                      <a:extLst>
+                        <a:ext uri="sm">
+                          <sm:smNativeData xmlns:sm="sm" val="SMDATA_16_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"/>
+                        </a:ext>
+                      </a:extLst>
+                    </pic:cNvPicPr>
+                  </pic:nvPicPr>
+                  <pic:blipFill>
+                    <a:blip r:embed="rId13"/>
+                    <a:stretch>
+                      <a:fillRect/>
+                    </a:stretch>
+                  </pic:blipFill>
+                  <pic:spPr>
+                    <a:xfrm>
+                      <a:off x="0" y="0"/>
+                      <a:ext cx="6120765" cy="3145155"/>
+                    </a:xfrm>
+                    <a:prstGeom prst="rect">
+                      <a:avLst/>
+                    </a:prstGeom>
+                    <a:noFill/>
+                    <a:ln w="9525">
+                      <a:noFill/>
+                    </a:ln>
+                  </pic:spPr>
+                </pic:pic>
+              </a:graphicData>
+            </a:graphic>
+          </wp:inline>
+        </w:drawing>
+      </w:r>
+      <w:r/>
+      <w:r>
+        <w:rPr>
+          <w:noProof/>
+        </w:rPr>
+        <w:drawing>
+          <wp:inline distT="89535" distB="89535" distL="89535" distR="89535">
+            <wp:extent cx="5941695" cy="3069590"/>
+            <wp:effectExtent l="0" t="0" r="0" b="0"/>
+            <wp:docPr id="6" name="Imagen26"/>
+            <wp:cNvGraphicFramePr>
+              <a:graphicFrameLocks xmlns:a="http://schemas.openxmlformats.org/drawingml/2006/main" noChangeAspect="1"/>
+            </wp:cNvGraphicFramePr>
+            <a:graphic xmlns:a="http://schemas.openxmlformats.org/drawingml/2006/main">
+              <a:graphicData uri="http://schemas.openxmlformats.org/drawingml/2006/picture">
+                <pic:pic xmlns:pic="http://schemas.openxmlformats.org/drawingml/2006/picture">
+                  <pic:nvPicPr>
+                    <pic:cNvPr id="6" name="Imagen26"/>
+                    <pic:cNvPicPr>
+                      <a:picLocks noChangeAspect="1"/>
+                      <a:extLst>
+                        <a:ext uri="sm">
+                          <sm:smNativeData xmlns:sm="sm" val="SMDATA_16_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"/>
+                        </a:ext>
+                      </a:extLst>
+                    </pic:cNvPicPr>
+                  </pic:nvPicPr>
+                  <pic:blipFill>
+                    <a:blip r:embed="rId14"/>
+                    <a:stretch>
+                      <a:fillRect/>
+                    </a:stretch>
+                  </pic:blipFill>
+                  <pic:spPr>
+                    <a:xfrm>
+                      <a:off x="0" y="0"/>
+                      <a:ext cx="5941695" cy="3069590"/>
+                    </a:xfrm>
+                    <a:prstGeom prst="rect">
+                      <a:avLst/>
+                    </a:prstGeom>
+                    <a:noFill/>
+                    <a:ln w="12700">
+                      <a:noFill/>
+                    </a:ln>
+                  </pic:spPr>
+                </pic:pic>
+              </a:graphicData>
+            </a:graphic>
+          </wp:inline>
+        </w:drawing>
+      </w:r>
+      <w:r/>
+    </w:p>
+    <w:p>
+      <w:r>
+        <w:rPr>
+          <w:noProof/>
+        </w:rPr>
+        <w:drawing>
+          <wp:inline distT="89535" distB="89535" distL="89535" distR="89535">
+            <wp:extent cx="5941695" cy="2974975"/>
+            <wp:effectExtent l="0" t="0" r="0" b="0"/>
+            <wp:docPr id="7" name="Imagen27"/>
+            <wp:cNvGraphicFramePr>
+              <a:graphicFrameLocks xmlns:a="http://schemas.openxmlformats.org/drawingml/2006/main" noChangeAspect="1"/>
+            </wp:cNvGraphicFramePr>
+            <a:graphic xmlns:a="http://schemas.openxmlformats.org/drawingml/2006/main">
+              <a:graphicData uri="http://schemas.openxmlformats.org/drawingml/2006/picture">
+                <pic:pic xmlns:pic="http://schemas.openxmlformats.org/drawingml/2006/picture">
+                  <pic:nvPicPr>
+                    <pic:cNvPr id="7" name="Imagen27"/>
+                    <pic:cNvPicPr>
+                      <a:picLocks noChangeAspect="1"/>
+                      <a:extLst>
+                        <a:ext uri="sm">
+                          <sm:smNativeData xmlns:sm="sm" val="SMDATA_16_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"/>
+                        </a:ext>
+                      </a:extLst>
+                    </pic:cNvPicPr>
+                  </pic:nvPicPr>
+                  <pic:blipFill>
+                    <a:blip r:embed="rId15"/>
+                    <a:stretch>
+                      <a:fillRect/>
+                    </a:stretch>
+                  </pic:blipFill>
+                  <pic:spPr>
+                    <a:xfrm>
+                      <a:off x="0" y="0"/>
+                      <a:ext cx="5941695" cy="2974975"/>
+                    </a:xfrm>
+                    <a:prstGeom prst="rect">
+                      <a:avLst/>
+                    </a:prstGeom>
+                    <a:noFill/>
+                    <a:ln w="12700">
+                      <a:noFill/>
+                    </a:ln>
+                  </pic:spPr>
+                </pic:pic>
+              </a:graphicData>
+            </a:graphic>
+          </wp:inline>
+        </w:drawing>
+      </w:r>
+      <w:r/>
+    </w:p>
+    <w:p>
+      <w:r>
+        <w:rPr>
+          <w:noProof/>
+        </w:rPr>
+        <w:drawing>
+          <wp:inline distT="89535" distB="89535" distL="89535" distR="89535">
+            <wp:extent cx="5941695" cy="3123565"/>
+            <wp:effectExtent l="0" t="0" r="0" b="0"/>
+            <wp:docPr id="8" name="Imagen28"/>
+            <wp:cNvGraphicFramePr>
+              <a:graphicFrameLocks xmlns:a="http://schemas.openxmlformats.org/drawingml/2006/main" noChangeAspect="1"/>
+            </wp:cNvGraphicFramePr>
+            <a:graphic xmlns:a="http://schemas.openxmlformats.org/drawingml/2006/main">
+              <a:graphicData uri="http://schemas.openxmlformats.org/drawingml/2006/picture">
+                <pic:pic xmlns:pic="http://schemas.openxmlformats.org/drawingml/2006/picture">
+                  <pic:nvPicPr>
+                    <pic:cNvPr id="8" name="Imagen28"/>
+                    <pic:cNvPicPr>
+                      <a:picLocks noChangeAspect="1"/>
+                      <a:extLst>
+                        <a:ext uri="sm">
+                          <sm:smNativeData xmlns:sm="sm" val="SMDATA_16_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"/>
+                        </a:ext>
+                      </a:extLst>
+                    </pic:cNvPicPr>
+                  </pic:nvPicPr>
+                  <pic:blipFill>
+                    <a:blip r:embed="rId16"/>
+                    <a:stretch>
+                      <a:fillRect/>
+                    </a:stretch>
+                  </pic:blipFill>
+                  <pic:spPr>
+                    <a:xfrm>
+                      <a:off x="0" y="0"/>
+                      <a:ext cx="5941695" cy="3123565"/>
+                    </a:xfrm>
+                    <a:prstGeom prst="rect">
+                      <a:avLst/>
+                    </a:prstGeom>
+                    <a:noFill/>
+                    <a:ln w="12700">
+                      <a:noFill/>
+                    </a:ln>
+                  </pic:spPr>
+                </pic:pic>
+              </a:graphicData>
+            </a:graphic>
+          </wp:inline>
+        </w:drawing>
+      </w:r>
+      <w:r/>
+    </w:p>
+    <w:p>
+      <w:r/>
+    </w:p>
+    <w:p>
+      <w:r>
+        <w:rPr>
+          <w:noProof/>
+        </w:rPr>
+        <w:drawing>
+          <wp:inline distT="0" distB="0" distL="0" distR="0">
+            <wp:extent cx="6120765" cy="3049905"/>
+            <wp:effectExtent l="0" t="0" r="0" b="0"/>
+            <wp:docPr id="9" name="Imagen 20"/>
+            <wp:cNvGraphicFramePr>
+              <a:graphicFrameLocks xmlns:a="http://schemas.openxmlformats.org/drawingml/2006/main" noChangeAspect="1"/>
+            </wp:cNvGraphicFramePr>
+            <a:graphic xmlns:a="http://schemas.openxmlformats.org/drawingml/2006/main">
+              <a:graphicData uri="http://schemas.openxmlformats.org/drawingml/2006/picture">
+                <pic:pic xmlns:pic="http://schemas.openxmlformats.org/drawingml/2006/picture">
+                  <pic:nvPicPr>
+                    <pic:cNvPr id="9" name="Imagen 20"/>
+                    <pic:cNvPicPr>
+                      <a:picLocks noChangeAspect="1"/>
+                      <a:extLst>
+                        <a:ext uri="sm">
+                          <sm:smNativeData xmlns:sm="sm" val="SMDATA_16_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"/>
+                        </a:ext>
+                      </a:extLst>
+                    </pic:cNvPicPr>
+                  </pic:nvPicPr>
+                  <pic:blipFill>
+                    <a:blip r:embed="rId17"/>
+                    <a:stretch>
+                      <a:fillRect/>
+                    </a:stretch>
+                  </pic:blipFill>
+                  <pic:spPr>
+                    <a:xfrm>
+                      <a:off x="0" y="0"/>
+                      <a:ext cx="6120765" cy="3049905"/>
+                    </a:xfrm>
+                    <a:prstGeom prst="rect">
+                      <a:avLst/>
+                    </a:prstGeom>
+                    <a:noFill/>
+                    <a:ln w="9525">
+                      <a:noFill/>
+                    </a:ln>
+                  </pic:spPr>
+                </pic:pic>
+              </a:graphicData>
+            </a:graphic>
+          </wp:inline>
+        </w:drawing>
+      </w:r>
+      <w:r/>
+    </w:p>
+    <w:p>
+      <w:r>
+        <w:rPr>
+          <w:noProof/>
+        </w:rPr>
+        <w:drawing>
+          <wp:inline distT="89535" distB="89535" distL="89535" distR="89535">
+            <wp:extent cx="5941695" cy="3123565"/>
+            <wp:effectExtent l="0" t="0" r="0" b="0"/>
+            <wp:docPr id="10" name="Imagen29"/>
+            <wp:cNvGraphicFramePr>
+              <a:graphicFrameLocks xmlns:a="http://schemas.openxmlformats.org/drawingml/2006/main" noChangeAspect="1"/>
+            </wp:cNvGraphicFramePr>
+            <a:graphic xmlns:a="http://schemas.openxmlformats.org/drawingml/2006/main">
+              <a:graphicData uri="http://schemas.openxmlformats.org/drawingml/2006/picture">
+                <pic:pic xmlns:pic="http://schemas.openxmlformats.org/drawingml/2006/picture">
+                  <pic:nvPicPr>
+                    <pic:cNvPr id="10" name="Imagen29"/>
+                    <pic:cNvPicPr>
+                      <a:picLocks noChangeAspect="1"/>
+                      <a:extLst>
+                        <a:ext uri="sm">
+                          <sm:smNativeData xmlns:sm="sm" val="SMDATA_16_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"/>
+                        </a:ext>
+                      </a:extLst>
+                    </pic:cNvPicPr>
+                  </pic:nvPicPr>
+                  <pic:blipFill>
+                    <a:blip r:embed="rId18"/>
+                    <a:stretch>
+                      <a:fillRect/>
+                    </a:stretch>
+                  </pic:blipFill>
+                  <pic:spPr>
+                    <a:xfrm>
+                      <a:off x="0" y="0"/>
+                      <a:ext cx="5941695" cy="3123565"/>
+                    </a:xfrm>
+                    <a:prstGeom prst="rect">
+                      <a:avLst/>
+                    </a:prstGeom>
+                    <a:noFill/>
+                    <a:ln w="12700">
+                      <a:noFill/>
+                    </a:ln>
+                  </pic:spPr>
+                </pic:pic>
+              </a:graphicData>
+            </a:graphic>
+          </wp:inline>
+        </w:drawing>
+      </w:r>
+      <w:r/>
+    </w:p>
+    <w:p>
+      <w:r>
+        <w:rPr>
+          <w:noProof/>
+        </w:rPr>
+        <w:drawing>
+          <wp:inline distT="89535" distB="89535" distL="89535" distR="89535">
+            <wp:extent cx="5941695" cy="2602230"/>
+            <wp:effectExtent l="0" t="0" r="0" b="0"/>
+            <wp:docPr id="11" name="Imagen30"/>
+            <wp:cNvGraphicFramePr>
+              <a:graphicFrameLocks xmlns:a="http://schemas.openxmlformats.org/drawingml/2006/main" noChangeAspect="1"/>
+            </wp:cNvGraphicFramePr>
+            <a:graphic xmlns:a="http://schemas.openxmlformats.org/drawingml/2006/main">
+              <a:graphicData uri="http://schemas.openxmlformats.org/drawingml/2006/picture">
+                <pic:pic xmlns:pic="http://schemas.openxmlformats.org/drawingml/2006/picture">
+                  <pic:nvPicPr>
+                    <pic:cNvPr id="11" name="Imagen30"/>
+                    <pic:cNvPicPr>
+                      <a:picLocks noChangeAspect="1"/>
+                      <a:extLst>
+                        <a:ext uri="sm">
+                          <sm:smNativeData xmlns:sm="sm" val="SMDATA_16_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"/>
+                        </a:ext>
+                      </a:extLst>
+                    </pic:cNvPicPr>
+                  </pic:nvPicPr>
+                  <pic:blipFill>
+                    <a:blip r:embed="rId19"/>
+                    <a:stretch>
+                      <a:fillRect/>
+                    </a:stretch>
+                  </pic:blipFill>
+                  <pic:spPr>
+                    <a:xfrm>
+                      <a:off x="0" y="0"/>
+                      <a:ext cx="5941695" cy="2602230"/>
+                    </a:xfrm>
+                    <a:prstGeom prst="rect">
+                      <a:avLst/>
+                    </a:prstGeom>
+                    <a:noFill/>
+                    <a:ln w="12700">
+                      <a:noFill/>
+                    </a:ln>
+                  </pic:spPr>
+                </pic:pic>
+              </a:graphicData>
+            </a:graphic>
+          </wp:inline>
+        </w:drawing>
+      </w:r>
+      <w:r/>
+    </w:p>
+    <w:p>
+      <w:r>
+        <w:rPr>
+          <w:noProof/>
+        </w:rPr>
+        <w:drawing>
+          <wp:inline distT="89535" distB="89535" distL="89535" distR="89535">
+            <wp:extent cx="5941695" cy="2927350"/>
+            <wp:effectExtent l="0" t="0" r="0" b="0"/>
+            <wp:docPr id="12" name="Imagen31"/>
+            <wp:cNvGraphicFramePr>
+              <a:graphicFrameLocks xmlns:a="http://schemas.openxmlformats.org/drawingml/2006/main" noChangeAspect="1"/>
+            </wp:cNvGraphicFramePr>
+            <a:graphic xmlns:a="http://schemas.openxmlformats.org/drawingml/2006/main">
+              <a:graphicData uri="http://schemas.openxmlformats.org/drawingml/2006/picture">
+                <pic:pic xmlns:pic="http://schemas.openxmlformats.org/drawingml/2006/picture">
+                  <pic:nvPicPr>
+                    <pic:cNvPr id="12" name="Imagen31"/>
+                    <pic:cNvPicPr>
+                      <a:picLocks noChangeAspect="1"/>
+                      <a:extLst>
+                        <a:ext uri="sm">
+                          <sm:smNativeData xmlns:sm="sm" val="SMDATA_16_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"/>
+                        </a:ext>
+                      </a:extLst>
+                    </pic:cNvPicPr>
+                  </pic:nvPicPr>
+                  <pic:blipFill>
+                    <a:blip r:embed="rId20"/>
+                    <a:stretch>
+                      <a:fillRect/>
+                    </a:stretch>
+                  </pic:blipFill>
+                  <pic:spPr>
+                    <a:xfrm>
+                      <a:off x="0" y="0"/>
+                      <a:ext cx="5941695" cy="2927350"/>
+                    </a:xfrm>
+                    <a:prstGeom prst="rect">
+                      <a:avLst/>
+                    </a:prstGeom>
+                    <a:noFill/>
+                    <a:ln w="12700">
+                      <a:noFill/>
+                    </a:ln>
+                  </pic:spPr>
+                </pic:pic>
+              </a:graphicData>
+            </a:graphic>
+          </wp:inline>
+        </w:drawing>
+      </w:r>
+      <w:r/>
+    </w:p>
+    <w:p>
+      <w:r>
+        <w:rPr>
+          <w:noProof/>
+        </w:rPr>
+        <w:drawing>
+          <wp:inline distT="0" distB="0" distL="0" distR="0">
+            <wp:extent cx="6120765" cy="3155950"/>
+            <wp:effectExtent l="0" t="0" r="0" b="0"/>
+            <wp:docPr id="13" name="Imagen 23"/>
+            <wp:cNvGraphicFramePr>
+              <a:graphicFrameLocks xmlns:a="http://schemas.openxmlformats.org/drawingml/2006/main" noChangeAspect="1"/>
+            </wp:cNvGraphicFramePr>
+            <a:graphic xmlns:a="http://schemas.openxmlformats.org/drawingml/2006/main">
+              <a:graphicData uri="http://schemas.openxmlformats.org/drawingml/2006/picture">
+                <pic:pic xmlns:pic="http://schemas.openxmlformats.org/drawingml/2006/picture">
+                  <pic:nvPicPr>
+                    <pic:cNvPr id="13" name="Imagen 23"/>
+                    <pic:cNvPicPr>
+                      <a:picLocks noChangeAspect="1"/>
+                      <a:extLst>
+                        <a:ext uri="sm">
+                          <sm:smNativeData xmlns:sm="sm" val="SMDATA_16_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"/>
+                        </a:ext>
+                      </a:extLst>
+                    </pic:cNvPicPr>
+                  </pic:nvPicPr>
+                  <pic:blipFill>
+                    <a:blip r:embed="rId21"/>
+                    <a:stretch>
+                      <a:fillRect/>
+                    </a:stretch>
+                  </pic:blipFill>
+                  <pic:spPr>
+                    <a:xfrm>
+                      <a:off x="0" y="0"/>
+                      <a:ext cx="6120765" cy="3155950"/>
+                    </a:xfrm>
+                    <a:prstGeom prst="rect">
+                      <a:avLst/>
+                    </a:prstGeom>
+                    <a:noFill/>
+                    <a:ln w="9525">
+                      <a:noFill/>
+                    </a:ln>
+                  </pic:spPr>
+                </pic:pic>
+              </a:graphicData>
+            </a:graphic>
+          </wp:inline>
+        </w:drawing>
+      </w:r>
+      <w:r/>
+    </w:p>
+    <w:p>
+      <w:r>
+        <w:rPr>
+          <w:noProof/>
+        </w:rPr>
+        <w:drawing>
+          <wp:inline distT="0" distB="0" distL="0" distR="0">
+            <wp:extent cx="6120765" cy="3111500"/>
+            <wp:effectExtent l="0" t="0" r="0" b="0"/>
+            <wp:docPr id="14" name="Imagen 16"/>
+            <wp:cNvGraphicFramePr>
+              <a:graphicFrameLocks xmlns:a="http://schemas.openxmlformats.org/drawingml/2006/main" noChangeAspect="1"/>
+            </wp:cNvGraphicFramePr>
+            <a:graphic xmlns:a="http://schemas.openxmlformats.org/drawingml/2006/main">
+              <a:graphicData uri="http://schemas.openxmlformats.org/drawingml/2006/picture">
+                <pic:pic xmlns:pic="http://schemas.openxmlformats.org/drawingml/2006/picture">
+                  <pic:nvPicPr>
+                    <pic:cNvPr id="14" name="Imagen 16"/>
+                    <pic:cNvPicPr>
+                      <a:picLocks noChangeAspect="1"/>
+                      <a:extLst>
+                        <a:ext uri="sm">
+                          <sm:smNativeData xmlns:sm="sm" val="SMDATA_16_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"/>
+                        </a:ext>
+                      </a:extLst>
+                    </pic:cNvPicPr>
+                  </pic:nvPicPr>
+                  <pic:blipFill>
+                    <a:blip r:embed="rId22"/>
+                    <a:stretch>
+                      <a:fillRect/>
+                    </a:stretch>
+                  </pic:blipFill>
+                  <pic:spPr>
+                    <a:xfrm>
+                      <a:off x="0" y="0"/>
+                      <a:ext cx="6120765" cy="3111500"/>
+                    </a:xfrm>
+                    <a:prstGeom prst="rect">
+                      <a:avLst/>
+                    </a:prstGeom>
+                    <a:noFill/>
+                    <a:ln w="9525">
+                      <a:noFill/>
+                    </a:ln>
+                  </pic:spPr>
+                </pic:pic>
+              </a:graphicData>
+            </a:graphic>
+          </wp:inline>
+        </w:drawing>
+      </w:r>
+      <w:r/>
+    </w:p>
+    <w:p>
+      <w:r/>
+    </w:p>
+    <w:p>
+      <w:r>
+        <w:rPr>
+          <w:noProof/>
+        </w:rPr>
+        <w:drawing>
+          <wp:inline distT="89535" distB="89535" distL="89535" distR="89535">
+            <wp:extent cx="5941695" cy="2007870"/>
+            <wp:effectExtent l="0" t="0" r="0" b="0"/>
+            <wp:docPr id="15" name="Imagen32"/>
+            <wp:cNvGraphicFramePr>
+              <a:graphicFrameLocks xmlns:a="http://schemas.openxmlformats.org/drawingml/2006/main" noChangeAspect="1"/>
+            </wp:cNvGraphicFramePr>
+            <a:graphic xmlns:a="http://schemas.openxmlformats.org/drawingml/2006/main">
+              <a:graphicData uri="http://schemas.openxmlformats.org/drawingml/2006/picture">
+                <pic:pic xmlns:pic="http://schemas.openxmlformats.org/drawingml/2006/picture">
+                  <pic:nvPicPr>
+                    <pic:cNvPr id="15" name="Imagen32"/>
+                    <pic:cNvPicPr>
+                      <a:picLocks noChangeAspect="1"/>
+                      <a:extLst>
+                        <a:ext uri="sm">
+                          <sm:smNativeData xmlns:sm="sm" val="SMDATA_16_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"/>
+                        </a:ext>
+                      </a:extLst>
+                    </pic:cNvPicPr>
+                  </pic:nvPicPr>
+                  <pic:blipFill>
+                    <a:blip r:embed="rId23"/>
+                    <a:stretch>
+                      <a:fillRect/>
+                    </a:stretch>
+                  </pic:blipFill>
+                  <pic:spPr>
+                    <a:xfrm>
+                      <a:off x="0" y="0"/>
+                      <a:ext cx="5941695" cy="2007870"/>
+                    </a:xfrm>
+                    <a:prstGeom prst="rect">
+                      <a:avLst/>
+                    </a:prstGeom>
+                    <a:noFill/>
+                    <a:ln w="12700">
+                      <a:noFill/>
+                    </a:ln>
+                  </pic:spPr>
+                </pic:pic>
+              </a:graphicData>
+            </a:graphic>
+          </wp:inline>
+        </w:drawing>
+      </w:r>
+      <w:r/>
+      <w:bookmarkStart w:id="0" w:name="_GoBack"/>
+      <w:r/>
+      <w:bookmarkEnd w:id="0"/>
+      <w:r/>
+    </w:p>
+    <w:p>
+      <w:r>
+        <w:rPr>
+          <w:noProof/>
+        </w:rPr>
+        <w:drawing>
+          <wp:inline distT="89535" distB="89535" distL="89535" distR="89535">
+            <wp:extent cx="5941695" cy="2355215"/>
+            <wp:effectExtent l="0" t="0" r="0" b="0"/>
+            <wp:docPr id="16" name="Imagen33"/>
+            <wp:cNvGraphicFramePr>
+              <a:graphicFrameLocks xmlns:a="http://schemas.openxmlformats.org/drawingml/2006/main" noChangeAspect="1"/>
+            </wp:cNvGraphicFramePr>
+            <a:graphic xmlns:a="http://schemas.openxmlformats.org/drawingml/2006/main">
+              <a:graphicData uri="http://schemas.openxmlformats.org/drawingml/2006/picture">
+                <pic:pic xmlns:pic="http://schemas.openxmlformats.org/drawingml/2006/picture">
+                  <pic:nvPicPr>
+                    <pic:cNvPr id="16" name="Imagen33"/>
+                    <pic:cNvPicPr>
+                      <a:picLocks noChangeAspect="1"/>
+                      <a:extLst>
+                        <a:ext uri="sm">
+                          <sm:smNativeData xmlns:sm="sm" val="SMDATA_16_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"/>
+                        </a:ext>
+                      </a:extLst>
+                    </pic:cNvPicPr>
+                  </pic:nvPicPr>
+                  <pic:blipFill>
+                    <a:blip r:embed="rId24"/>
+                    <a:stretch>
+                      <a:fillRect/>
+                    </a:stretch>
+                  </pic:blipFill>
+                  <pic:spPr>
+                    <a:xfrm>
+                      <a:off x="0" y="0"/>
+                      <a:ext cx="5941695" cy="2355215"/>
+                    </a:xfrm>
+                    <a:prstGeom prst="rect">
+                      <a:avLst/>
+                    </a:prstGeom>
+                    <a:noFill/>
+                    <a:ln w="12700">
+                      <a:noFill/>
+                    </a:ln>
+                  </pic:spPr>
+                </pic:pic>
+              </a:graphicData>
+            </a:graphic>
+          </wp:inline>
+        </w:drawing>
+      </w:r>
       <w:r/>
     </w:p>
     <w:sectPr>
@@ -1129,12 +1896,15 @@
       </w:endnotePr>
       <w:type w:val="continuous"/>
       <w:pgSz w:h="16839" w:w="11907"/>
-      <w:pgMar w:left="1134" w:top="1134" w:right="1134" w:bottom="1134"/>
+      <w:pgMar w:left="1134" w:top="1134" w:right="1134" w:bottom="1134" w:header="0" w:footer="0"/>
       <w:paperSrc w:first="0" w:other="0" a="0" b="0"/>
       <w:pgNumType w:fmt="decimal"/>
-      <w:tmGutter w:val="1"/>
+      <w:tmGutter w:val="3"/>
       <w:mirrorMargins w:val="0"/>
-      <w:tmSection w:h="-1"/>
+      <w:tmSection w:h="-2"/>
+      <w:guidesAndGridMasterPages Id="0" numberOfVerticalGuides="0" numberOfHorizontalGuides="0"/>
+      <w:guidesAndGridMasterPages Id="1" numberOfVerticalGuides="0" numberOfHorizontalGuides="0"/>
+      <w:guidesAndGridMasterPages Id="2" numberOfVerticalGuides="0" numberOfHorizontalGuides="0"/>
     </w:sectPr>
   </w:body>
 </w:document>
@@ -1250,13 +2020,11 @@
     <w:name w:val="Bullet 1"/>
     <w:lvl w:ilvl="0">
       <w:numFmt w:val="bullet"/>
+      <w:suff w:val="tab"/>
       <w:lvlText w:val=""/>
       <w:lvlJc w:val="left"/>
       <w:pPr>
-        <w:tabs>
-          <w:tab w:val="num" w:pos="283"/>
-        </w:tabs>
-        <w:ind w:left="283" w:hanging="283"/>
+        <w:ind w:left="0" w:hanging="0"/>
       </w:pPr>
       <w:rPr>
         <w:rFonts w:ascii="Wingdings" w:hAnsi="Wingdings" w:eastAsia="Wingdings" w:cs="Wingdings"/>
@@ -1264,51 +2032,139 @@
     </w:lvl>
   </w:abstractNum>
   <w:abstractNum w:abstractNumId="2">
+    <w:multiLevelType w:val="hybridMultilevel"/>
+    <w:name w:val="Lista numerada 1"/>
+    <w:lvl w:ilvl="0">
+      <w:start w:val="0"/>
+      <w:numFmt w:val="none"/>
+      <w:suff w:val="tab"/>
+      <w:lvlText w:val=""/>
+      <w:lvlJc w:val="left"/>
+      <w:pPr>
+        <w:ind w:left="0" w:hanging="0"/>
+      </w:pPr>
+    </w:lvl>
+    <w:lvl w:ilvl="1">
+      <w:start w:val="0"/>
+      <w:numFmt w:val="none"/>
+      <w:suff w:val="tab"/>
+      <w:lvlText w:val=""/>
+      <w:lvlJc w:val="left"/>
+      <w:pPr>
+        <w:ind w:left="0" w:hanging="0"/>
+      </w:pPr>
+    </w:lvl>
+    <w:lvl w:ilvl="2">
+      <w:start w:val="0"/>
+      <w:numFmt w:val="none"/>
+      <w:suff w:val="tab"/>
+      <w:lvlText w:val=""/>
+      <w:lvlJc w:val="left"/>
+      <w:pPr>
+        <w:ind w:left="0" w:hanging="0"/>
+      </w:pPr>
+    </w:lvl>
+    <w:lvl w:ilvl="3">
+      <w:start w:val="0"/>
+      <w:numFmt w:val="none"/>
+      <w:suff w:val="tab"/>
+      <w:lvlText w:val=""/>
+      <w:lvlJc w:val="left"/>
+      <w:pPr>
+        <w:ind w:left="0" w:hanging="0"/>
+      </w:pPr>
+    </w:lvl>
+    <w:lvl w:ilvl="4">
+      <w:start w:val="0"/>
+      <w:numFmt w:val="none"/>
+      <w:suff w:val="tab"/>
+      <w:lvlText w:val=""/>
+      <w:lvlJc w:val="left"/>
+      <w:pPr>
+        <w:ind w:left="0" w:hanging="0"/>
+      </w:pPr>
+    </w:lvl>
+    <w:lvl w:ilvl="5">
+      <w:start w:val="0"/>
+      <w:numFmt w:val="none"/>
+      <w:suff w:val="tab"/>
+      <w:lvlText w:val=""/>
+      <w:lvlJc w:val="left"/>
+      <w:pPr>
+        <w:ind w:left="0" w:hanging="0"/>
+      </w:pPr>
+    </w:lvl>
+    <w:lvl w:ilvl="6">
+      <w:start w:val="0"/>
+      <w:numFmt w:val="none"/>
+      <w:suff w:val="tab"/>
+      <w:lvlText w:val=""/>
+      <w:lvlJc w:val="left"/>
+      <w:pPr>
+        <w:ind w:left="0" w:hanging="0"/>
+      </w:pPr>
+    </w:lvl>
+    <w:lvl w:ilvl="7">
+      <w:start w:val="0"/>
+      <w:numFmt w:val="none"/>
+      <w:suff w:val="tab"/>
+      <w:lvlText w:val=""/>
+      <w:lvlJc w:val="left"/>
+      <w:pPr>
+        <w:ind w:left="0" w:hanging="0"/>
+      </w:pPr>
+    </w:lvl>
+    <w:lvl w:ilvl="8">
+      <w:start w:val="0"/>
+      <w:numFmt w:val="none"/>
+      <w:suff w:val="tab"/>
+      <w:lvlText w:val=""/>
+      <w:lvlJc w:val="left"/>
+      <w:pPr>
+        <w:ind w:left="0" w:hanging="0"/>
+      </w:pPr>
+    </w:lvl>
+  </w:abstractNum>
+  <w:abstractNum w:abstractNumId="3">
     <w:multiLevelType w:val="singleLevel"/>
     <w:name w:val="Bullet 2"/>
     <w:lvl w:ilvl="0">
       <w:numFmt w:val="bullet"/>
+      <w:suff w:val="tab"/>
       <w:lvlText w:val=""/>
       <w:lvlJc w:val="left"/>
       <w:pPr>
-        <w:tabs>
-          <w:tab w:val="num" w:pos="360"/>
-        </w:tabs>
-        <w:ind w:left="360" w:hanging="360"/>
+        <w:ind w:left="0" w:hanging="0"/>
       </w:pPr>
       <w:rPr>
         <w:rFonts w:ascii="Wingdings" w:hAnsi="Wingdings" w:eastAsia="Wingdings" w:cs="Wingdings"/>
       </w:rPr>
     </w:lvl>
   </w:abstractNum>
-  <w:abstractNum w:abstractNumId="3">
+  <w:abstractNum w:abstractNumId="4">
     <w:multiLevelType w:val="singleLevel"/>
     <w:name w:val="Bullet 3"/>
     <w:lvl w:ilvl="0">
       <w:start w:val="1"/>
       <w:numFmt w:val="decimal"/>
+      <w:suff w:val="tab"/>
       <w:lvlText w:val="%1."/>
       <w:lvlJc w:val="left"/>
       <w:pPr>
-        <w:tabs>
-          <w:tab w:val="num" w:pos="360"/>
-        </w:tabs>
-        <w:ind w:left="360" w:hanging="360"/>
+        <w:ind w:left="0" w:hanging="0"/>
       </w:pPr>
     </w:lvl>
   </w:abstractNum>
-  <w:abstractNum w:abstractNumId="4">
+  <w:abstractNum w:abstractNumId="5">
     <w:multiLevelType w:val="singleLevel"/>
     <w:name w:val="Bullet 4"/>
     <w:lvl w:ilvl="0">
       <w:numFmt w:val="bullet"/>
+      <w:suff w:val="tab"/>
       <w:lvlText w:val=""/>
       <w:lvlJc w:val="left"/>
       <w:pPr>
-        <w:tabs>
-          <w:tab w:val="num" w:pos="567"/>
-        </w:tabs>
-        <w:ind w:left="567" w:hanging="567"/>
+        <w:ind w:left="0" w:hanging="0"/>
       </w:pPr>
       <w:rPr>
         <w:rFonts w:ascii="Wingdings" w:hAnsi="Wingdings" w:eastAsia="Wingdings" w:cs="Wingdings"/>
@@ -1328,6 +2184,9 @@
     <w:abstractNumId w:val="4"/>
   </w:num>
   <w:num w:numId="5">
+    <w:abstractNumId w:val="5"/>
+  </w:num>
+  <w:num w:numId="6">
     <w:abstractNumId w:val="0"/>
   </w:num>
 </w:numbering>
@@ -1727,7 +2586,6 @@
   <w:style w:type="paragraph" w:styleId="para0" w:default="1">
     <w:name w:val="Normal"/>
     <w:qFormat/>
-    <w:key w:val="1072"/>
   </w:style>
   <w:style w:type="paragraph" w:styleId="para1">
     <w:name w:val="heading 1"/>
@@ -1747,7 +2605,6 @@
       <w:sz w:val="36"/>
       <w:szCs w:val="36"/>
     </w:rPr>
-    <w:key w:val="1073"/>
   </w:style>
   <w:style w:type="paragraph" w:styleId="para2">
     <w:name w:val="heading 2"/>
@@ -1761,7 +2618,6 @@
       <w:sz w:val="32"/>
       <w:szCs w:val="32"/>
     </w:rPr>
-    <w:key w:val="1074"/>
   </w:style>
   <w:style w:type="paragraph" w:styleId="para3">
     <w:name w:val="heading 3"/>
@@ -1775,7 +2631,6 @@
       <w:sz w:val="28"/>
       <w:szCs w:val="28"/>
     </w:rPr>
-    <w:key w:val="1075"/>
   </w:style>
   <w:style w:type="character" w:styleId="char0" w:default="1">
     <w:name w:val="Default Paragraph Font"/>
@@ -1788,6 +2643,18 @@
     <w:tblPr>
       <w:tblStyleRowBandSize w:val="1"/>
       <w:tblStyleColBandSize w:val="1"/>
+      <w:tblInd w:w="0" w:type="dxa"/>
+      <w:tblCellMar>
+        <w:top w:w="0" w:type="dxa"/>
+        <w:left w:w="108" w:type="dxa"/>
+        <w:bottom w:w="0" w:type="dxa"/>
+        <w:right w:w="108" w:type="dxa"/>
+      </w:tblCellMar>
+    </w:tblPr>
+  </w:style>
+  <w:style w:type="table" w:styleId="NormalTable">
+    <w:name w:val="Normal Table"/>
+    <w:tblPr>
       <w:tblInd w:w="0" w:type="dxa"/>
       <w:tblCellMar>
         <w:top w:w="0" w:type="dxa"/>
@@ -2194,7 +3061,6 @@
   <w:style w:type="paragraph" w:styleId="para0" w:default="1">
     <w:name w:val="Normal"/>
     <w:qFormat/>
-    <w:key w:val="1072"/>
   </w:style>
   <w:style w:type="paragraph" w:styleId="para1">
     <w:name w:val="heading 1"/>
@@ -2214,7 +3080,6 @@
       <w:sz w:val="36"/>
       <w:szCs w:val="36"/>
     </w:rPr>
-    <w:key w:val="1073"/>
   </w:style>
   <w:style w:type="paragraph" w:styleId="para2">
     <w:name w:val="heading 2"/>
@@ -2228,7 +3093,6 @@
       <w:sz w:val="32"/>
       <w:szCs w:val="32"/>
     </w:rPr>
-    <w:key w:val="1074"/>
   </w:style>
   <w:style w:type="paragraph" w:styleId="para3">
     <w:name w:val="heading 3"/>
@@ -2242,7 +3106,6 @@
       <w:sz w:val="28"/>
       <w:szCs w:val="28"/>
     </w:rPr>
-    <w:key w:val="1075"/>
   </w:style>
   <w:style w:type="character" w:styleId="char0" w:default="1">
     <w:name w:val="Default Paragraph Font"/>
@@ -2255,6 +3118,18 @@
     <w:tblPr>
       <w:tblStyleRowBandSize w:val="1"/>
       <w:tblStyleColBandSize w:val="1"/>
+      <w:tblInd w:w="0" w:type="dxa"/>
+      <w:tblCellMar>
+        <w:top w:w="0" w:type="dxa"/>
+        <w:left w:w="108" w:type="dxa"/>
+        <w:bottom w:w="0" w:type="dxa"/>
+        <w:right w:w="108" w:type="dxa"/>
+      </w:tblCellMar>
+    </w:tblPr>
+  </w:style>
+  <w:style w:type="table" w:styleId="NormalTable">
+    <w:name w:val="Normal Table"/>
+    <w:tblPr>
       <w:tblInd w:w="0" w:type="dxa"/>
       <w:tblCellMar>
         <w:top w:w="0" w:type="dxa"/>
